--- a/ANS_Medicion_Gestion_Pagos_Asesores.docx
+++ b/ANS_Medicion_Gestion_Pagos_Asesores.docx
@@ -164,7 +164,7 @@
           <w:color w:val="222222"/>
           <w:sz w:val="18"/>
         </w:rPr>
-        <w:t>Establecer las reglas de negocio, los términos y las condiciones bajo los cuales el área proveedora (Coordinación de Analítica Financiera — Ingeniería de Desarrollo Financiero) calcula, publica y comunica mensualmente la medición de la gestión de cobranza y del recaudo atribuible a cada asesor, para que el área cliente (Dirección Financiera — Gestión de Cartera) realice el seguimiento del equipo y la liquidación del período con una definición única, verificable y reproducible.</w:t>
+        <w:t>Establecer las reglas de negocio, los términos y las condiciones bajo los cuales el área proveedora (Coordinación de Analítica Financiera — Ingeniería de Desarrollo Financiero) calcula, publica y comunica mensualmente la medición de la gestión de cobranza y del recaudo atribuible a cada asesor, para que el área cliente (Dirección Financiera — Gestión de Cartera) realice el seguimiento del equipo y como referencia para la liquidación del período con una definición única, verificable y reproducible.</w:t>
       </w:r>
     </w:p>
     <w:p>
@@ -180,6 +180,29 @@
           <w:sz w:val="18"/>
         </w:rPr>
         <w:t>Este acuerdo complementa el ANS de «Meta mensual de cartera estudiantil vencida»: aquel define QUÉ cartera se debe gestionar; este define CÓMO se mide la gestión ejecutada sobre ella y qué recaudo se le atribuye a cada asesor.</w:t>
+      </w:r>
+    </w:p>
+    <w:p>
+      <w:pPr>
+        <w:spacing w:before="120" w:after="80" w:line="269" w:lineRule="auto"/>
+      </w:pPr>
+      <w:r>
+        <w:rPr>
+          <w:rFonts w:ascii="Open Sans" w:hAnsi="Open Sans" w:eastAsia="Open Sans"/>
+          <w:b/>
+          <w:i w:val="0"/>
+          <w:sz w:val="18"/>
+        </w:rPr>
+        <w:t xml:space="preserve">Alcance de los entregables: </w:t>
+      </w:r>
+      <w:r>
+        <w:rPr>
+          <w:rFonts w:ascii="Open Sans" w:hAnsi="Open Sans" w:eastAsia="Open Sans"/>
+          <w:b w:val="0"/>
+          <w:i w:val="0"/>
+          <w:sz w:val="18"/>
+        </w:rPr>
+        <w:t>el informe mensual en Word y la base en Excel son MATERIAL DE REFERENCIA. Entregan una medición homogénea, verificable y auditable de la gestión ejecutada y del recaudo atribuible, para que el Coordinador de Recaudo y Permanencia la tome como insumo base y adelante el proceso que corresponda conforme a las reglas de liquidación de comisiones definidas por el área encargada. Analítica Financiera no calcula comisiones, no define sus reglas ni emite concepto sobre su aplicación.</w:t>
       </w:r>
     </w:p>
     <w:p>
@@ -298,7 +321,7 @@
           <w:i w:val="0"/>
           <w:sz w:val="18"/>
         </w:rPr>
-        <w:t>documento Word con el cumplimiento de la meta, la gestión del equipo en agregado, el recaudo atribuible, el ritmo de la gestión y el plan de acción del mes siguiente.</w:t>
+        <w:t>documento Word con el cumplimiento de la meta, la gestión del equipo en agregado, el recaudo atribuible, el ritmo de la gestión y el plan de acción del mes siguiente. Es material de referencia para el seguimiento del equipo, no un acto de liquidación.</w:t>
       </w:r>
     </w:p>
     <w:p>
@@ -331,7 +354,7 @@
           <w:i w:val="0"/>
           <w:sz w:val="18"/>
         </w:rPr>
-        <w:t>archivo Excel con el detalle nominal por asesor (gestiones, personas gestionadas, pagos atribuibles y valor) para efectos de liquidación y seguimiento. Contiene datos personales de estudiantes y de empleados, por lo que se entrega por canal interno y no se publica en repositorios ni se versiona en control de código.</w:t>
+        <w:t>archivo Excel con el detalle nominal por asesor (gestiones, personas gestionadas, pagos atribuibles y valor). Constituye el insumo base sobre el cual el área encargada aplica sus reglas de liquidación de comisiones; no incluye cálculo de comisión alguno. Contiene datos personales de estudiantes y de empleados, por lo que se entrega por canal interno y no se publica en repositorios ni se versiona en control de código.</w:t>
       </w:r>
     </w:p>
     <w:p>
@@ -857,6 +880,40 @@
           <w:sz w:val="18"/>
         </w:rPr>
         <w:t>el informe ejecutivo reporta el equipo en agregado y no nombra asesores. El detalle nominal se entrega únicamente en la base de trabajo del coordinador, por solicitud expresa y por canal interno, por tratarse de evaluación de personal.</w:t>
+      </w:r>
+    </w:p>
+    <w:p>
+      <w:pPr>
+        <w:spacing w:before="40" w:after="60" w:line="264" w:lineRule="auto"/>
+        <w:ind w:left="454"/>
+      </w:pPr>
+      <w:r>
+        <w:rPr>
+          <w:rFonts w:ascii="Open Sans" w:hAnsi="Open Sans" w:eastAsia="Open Sans"/>
+          <w:b/>
+          <w:i w:val="0"/>
+          <w:color w:val="5AA700"/>
+          <w:sz w:val="18"/>
+        </w:rPr>
+        <w:t xml:space="preserve">•   </w:t>
+      </w:r>
+      <w:r>
+        <w:rPr>
+          <w:rFonts w:ascii="Open Sans" w:hAnsi="Open Sans" w:eastAsia="Open Sans"/>
+          <w:b/>
+          <w:i w:val="0"/>
+          <w:sz w:val="18"/>
+        </w:rPr>
+        <w:t xml:space="preserve">Separación de responsabilidades: </w:t>
+      </w:r>
+      <w:r>
+        <w:rPr>
+          <w:rFonts w:ascii="Open Sans" w:hAnsi="Open Sans" w:eastAsia="Open Sans"/>
+          <w:b w:val="0"/>
+          <w:i w:val="0"/>
+          <w:sz w:val="18"/>
+        </w:rPr>
+        <w:t>los entregables son material de referencia. Analítica Financiera mide y publica la gestión ejecutada y el recaudo atribuible con una definición única; la liquidación de comisiones la realiza el área encargada aplicando sus propias reglas sobre esa base. Este ANS no define, no calcula ni valida comisiones, y ninguna cifra aquí publicada constituye por sí misma una liquidación.</w:t>
       </w:r>
     </w:p>
     <w:p>
@@ -1962,19 +2019,42 @@
         </w:tcPr>
         <w:p>
           <w:pPr>
-            <w:spacing w:before="20" w:after="20"/>
             <w:jc w:val="center"/>
           </w:pPr>
           <w:r/>
           <w:r>
-            <w:rPr>
-              <w:rFonts w:ascii="Open Sans" w:hAnsi="Open Sans" w:eastAsia="Open Sans"/>
-              <w:b w:val="0"/>
-              <w:i w:val="0"/>
-              <w:color w:val="898D8D"/>
-              <w:sz w:val="15"/>
-            </w:rPr>
-            <w:t>[ logo CUN ]</w:t>
+            <w:drawing>
+              <wp:inline xmlns:a="http://schemas.openxmlformats.org/drawingml/2006/main" xmlns:pic="http://schemas.openxmlformats.org/drawingml/2006/picture">
+                <wp:extent cx="936000" cy="525778"/>
+                <wp:docPr id="1" name="Picture 1"/>
+                <wp:cNvGraphicFramePr>
+                  <a:graphicFrameLocks noChangeAspect="1"/>
+                </wp:cNvGraphicFramePr>
+                <a:graphic>
+                  <a:graphicData uri="http://schemas.openxmlformats.org/drawingml/2006/picture">
+                    <pic:pic>
+                      <pic:nvPicPr>
+                        <pic:cNvPr id="0" name="logo_cun.png"/>
+                        <pic:cNvPicPr/>
+                      </pic:nvPicPr>
+                      <pic:blipFill>
+                        <a:blip r:embed="rId1"/>
+                        <a:stretch>
+                          <a:fillRect/>
+                        </a:stretch>
+                      </pic:blipFill>
+                      <pic:spPr>
+                        <a:xfrm>
+                          <a:off x="0" y="0"/>
+                          <a:ext cx="936000" cy="525778"/>
+                        </a:xfrm>
+                        <a:prstGeom prst="rect"/>
+                      </pic:spPr>
+                    </pic:pic>
+                  </a:graphicData>
+                </a:graphic>
+              </wp:inline>
+            </w:drawing>
           </w:r>
         </w:p>
       </w:tc>
